--- a/artifacts/Group3_Term_Project_Proposal_BUAN6312.docx
+++ b/artifacts/Group3_Term_Project_Proposal_BUAN6312.docx
@@ -395,8 +395,16 @@
     <w:p>
       <w:pPr>
         <w:pStyle w:val="Heading3"/>
-      </w:pPr>
-      <w:r>
+        <w:rPr>
+          <w:sz w:val="24"/>
+          <w:szCs w:val="24"/>
+        </w:rPr>
+      </w:pPr>
+      <w:r>
+        <w:rPr>
+          <w:sz w:val="24"/>
+          <w:szCs w:val="24"/>
+        </w:rPr>
         <w:t>Motivation</w:t>
       </w:r>
     </w:p>
@@ -723,8 +731,16 @@
     <w:p>
       <w:pPr>
         <w:pStyle w:val="Heading3"/>
-      </w:pPr>
-      <w:r>
+        <w:rPr>
+          <w:sz w:val="24"/>
+          <w:szCs w:val="24"/>
+        </w:rPr>
+      </w:pPr>
+      <w:r>
+        <w:rPr>
+          <w:sz w:val="24"/>
+          <w:szCs w:val="24"/>
+        </w:rPr>
         <w:t>Background and Existing Findings</w:t>
       </w:r>
     </w:p>
@@ -844,8 +860,16 @@
     <w:p>
       <w:pPr>
         <w:pStyle w:val="Heading3"/>
-      </w:pPr>
-      <w:r>
+        <w:rPr>
+          <w:sz w:val="24"/>
+          <w:szCs w:val="24"/>
+        </w:rPr>
+      </w:pPr>
+      <w:r>
+        <w:rPr>
+          <w:sz w:val="24"/>
+          <w:szCs w:val="24"/>
+        </w:rPr>
         <w:t>Proposed Contribution</w:t>
       </w:r>
     </w:p>
@@ -941,8 +965,16 @@
     <w:p>
       <w:pPr>
         <w:pStyle w:val="Heading3"/>
-      </w:pPr>
-      <w:r>
+        <w:rPr>
+          <w:sz w:val="24"/>
+          <w:szCs w:val="24"/>
+        </w:rPr>
+      </w:pPr>
+      <w:r>
+        <w:rPr>
+          <w:sz w:val="24"/>
+          <w:szCs w:val="24"/>
+        </w:rPr>
         <w:t>Data Plan</w:t>
       </w:r>
     </w:p>
@@ -972,22 +1004,13 @@
         <w:t>GDP per capita</w:t>
       </w:r>
       <w:r>
+        <w:t>, trade</w:t>
+      </w:r>
+      <w:r>
         <w:t xml:space="preserve">, </w:t>
       </w:r>
       <w:r>
-        <w:t>trade</w:t>
-      </w:r>
-      <w:r>
-        <w:t xml:space="preserve">, </w:t>
-      </w:r>
-      <w:r>
-        <w:t>i</w:t>
-      </w:r>
-      <w:r>
-        <w:t>ndustrial</w:t>
-      </w:r>
-      <w:r>
-        <w:t xml:space="preserve"> </w:t>
+        <w:t xml:space="preserve">industrial </w:t>
       </w:r>
       <w:r>
         <w:t>value added (</w:t>
@@ -1038,15 +1061,45 @@
     <w:p>
       <w:pPr>
         <w:pStyle w:val="Heading3"/>
-      </w:pPr>
-      <w:r>
+        <w:rPr>
+          <w:sz w:val="24"/>
+          <w:szCs w:val="24"/>
+        </w:rPr>
+      </w:pPr>
+      <w:r>
+        <w:rPr>
+          <w:sz w:val="24"/>
+          <w:szCs w:val="24"/>
+        </w:rPr>
         <w:t xml:space="preserve">Hypothesis and </w:t>
       </w:r>
       <w:r>
+        <w:rPr>
+          <w:sz w:val="24"/>
+          <w:szCs w:val="24"/>
+        </w:rPr>
+        <w:t>Methodology (</w:t>
+      </w:r>
+      <w:r>
+        <w:rPr>
+          <w:sz w:val="24"/>
+          <w:szCs w:val="24"/>
+        </w:rPr>
         <w:t xml:space="preserve">Econometric </w:t>
       </w:r>
       <w:r>
+        <w:rPr>
+          <w:sz w:val="24"/>
+          <w:szCs w:val="24"/>
+        </w:rPr>
         <w:t>Model</w:t>
+      </w:r>
+      <w:r>
+        <w:rPr>
+          <w:sz w:val="24"/>
+          <w:szCs w:val="24"/>
+        </w:rPr>
+        <w:t>)</w:t>
       </w:r>
     </w:p>
     <w:p>
@@ -1063,16 +1116,7 @@
         <w:t>CO₂ emissions per capita to initially rise with income and later decline as economies</w:t>
       </w:r>
       <w:r>
-        <w:t xml:space="preserve"> diversify and adopt cleaner energy sources – a pattern consistent with the Environmental Kuznets Curv</w:t>
-      </w:r>
-      <w:r>
-        <w:t>e</w:t>
-      </w:r>
-      <w:r>
-        <w:t>.</w:t>
-      </w:r>
-      <w:r>
-        <w:t xml:space="preserve"> T</w:t>
+        <w:t xml:space="preserve"> diversify and adopt cleaner energy sources – a pattern consistent with the Environmental Kuznets Curve. T</w:t>
       </w:r>
       <w:r>
         <w:t xml:space="preserve">he </w:t>
@@ -1105,7 +1149,19 @@
         <w:t xml:space="preserve">and emissions </w:t>
       </w:r>
       <w:r>
-        <w:t>to capture the EKC shape. Panel fixed-effects estimation will be used to control for unobserved, time-invariant country characteristics.</w:t>
+        <w:t>to capture the EKC shape</w:t>
+      </w:r>
+      <w:r>
+        <w:t xml:space="preserve"> with the</w:t>
+      </w:r>
+      <w:r>
+        <w:t xml:space="preserve"> </w:t>
+      </w:r>
+      <w:r>
+        <w:t>coefficient on GDP being our parameter of interest</w:t>
+      </w:r>
+      <w:r>
+        <w:t>. Panel fixed-effects estimation will be used to control for unobserved, time-invariant country characteristics.</w:t>
       </w:r>
     </w:p>
     <w:p>
@@ -3772,6 +3828,7 @@
   <w:style w:type="character" w:default="1" w:styleId="DefaultParagraphFont">
     <w:name w:val="Default Paragraph Font"/>
     <w:uiPriority w:val="1"/>
+    <w:semiHidden/>
     <w:unhideWhenUsed/>
   </w:style>
   <w:style w:type="table" w:default="1" w:styleId="TableNormal">
